--- a/内容証明郵便_上島彩.docx
+++ b/内容証明郵便_上島彩.docx
@@ -52,7 +52,7 @@
           <w:u w:val="none"/>
           <w:szCs w:val="21"/>
         </w:rPr>
-        <w:t>令和8年4月25日</w:t>
+        <w:t>令和８年４月２５日</w:t>
       </w:r>
     </w:p>
     <w:p>
@@ -87,7 +87,7 @@
           <w:u w:val="none"/>
           <w:szCs w:val="21"/>
         </w:rPr>
-        <w:t>〒665-0035　兵庫県宝塚市逆瀬川1-4-19-202</w:t>
+        <w:t>〒６６５－００３５　兵庫県宝塚市逆瀬川１－４－１９－２０２</w:t>
       </w:r>
     </w:p>
     <w:p>
@@ -140,7 +140,7 @@
           <w:u w:val="none"/>
           <w:szCs w:val="21"/>
         </w:rPr>
-        <w:t>〒663-8141　兵庫県西宮市高須町1丁目7-15-809</w:t>
+        <w:t>〒６６３－８１４１　兵庫県西宮市高須町１丁目７－１５－８０９</w:t>
       </w:r>
     </w:p>
     <w:p>
@@ -193,7 +193,7 @@
           <w:u w:val="none"/>
           <w:szCs w:val="21"/>
         </w:rPr>
-        <w:t>私は、貴社を令和8年3月31日をもって退職いたしましたが、現在、退職後の諸手続きを進めております。</w:t>
+        <w:t>私は、貴社を令和８年３月３１日をもって退職いたしましたが、現在、退職後の諸手続きを進めております。</w:t>
       </w:r>
     </w:p>
     <w:p>
@@ -211,7 +211,7 @@
           <w:u w:val="none"/>
           <w:szCs w:val="21"/>
         </w:rPr>
-        <w:t>つきましては、法令に基づき貴社に交付義務がある以下の書面について、本通知受領後7日以内に送付するよう請求いたします。</w:t>
+        <w:t>つきましては、法令に基づき貴社に交付義務がある以下の書面について、本通知受領後７日以内に送付するよう請求いたします。</w:t>
       </w:r>
     </w:p>
     <w:p>
@@ -264,7 +264,7 @@
           <w:u w:val="none"/>
           <w:szCs w:val="21"/>
         </w:rPr>
-        <w:t>1．労働条件通知書（または雇用契約書写し）の交付</w:t>
+        <w:t>１．労働条件通知書（または雇用契約書写し）の交付</w:t>
       </w:r>
     </w:p>
     <w:p>
@@ -282,7 +282,7 @@
           <w:u w:val="none"/>
           <w:szCs w:val="21"/>
         </w:rPr>
-        <w:t xml:space="preserve">　労働基準法第15条第1項は、使用者が労働者に対し、賃金・労働時間等の労働条件を書面で明示することを義務付けています。令和8年4月24日付の貴社回答（LINE）において「書面の作成・保管はない」との説明がありましたが、同条に基づく明示義務の存否は貴社の内部管理状況にかかわらず法定のものであり、貴社の説明の当否は関係機関が判断することです。</w:t>
+        <w:t xml:space="preserve">　労働基準法第１５条第１項は、使用者が労働者に対し、賃金・労働時間等の労働条件を書面で明示することを義務付けています。令和８年４月２４日付の貴社回答（ＬＩＮＥ）において「書面の作成・保管はない」との説明がありましたが、同条に基づく明示義務の存否は貴社の内部管理状況にかかわらず法定のものであり、貴社の説明の当否は関係機関が判断することです。</w:t>
       </w:r>
     </w:p>
     <w:p>
@@ -335,7 +335,7 @@
           <w:u w:val="none"/>
           <w:szCs w:val="21"/>
         </w:rPr>
-        <w:t>2．離職票（紙）および退職証明書の交付</w:t>
+        <w:t>２．離職票（紙）および退職証明書の交付</w:t>
       </w:r>
     </w:p>
     <w:p>
@@ -353,7 +353,7 @@
           <w:u w:val="none"/>
           <w:szCs w:val="21"/>
         </w:rPr>
-        <w:t xml:space="preserve">　雇用保険法施行規則第17条および労働基準法第22条第1項に基づき、請求します。離職票については令和8年4月3日に、退職証明書についても同日に交付を求めましたが、いずれも長期間対応されませんでした。令和8年4月25日付の貴社回答において「本日送付した」との説明がありましたが、追跡番号のない普通郵便とのことであり、到達の確認が取れない状況です。</w:t>
+        <w:t xml:space="preserve">　雇用保険法施行規則第１７条および労働基準法第２２条第１項に基づき、請求します。離職票については令和８年４月３日に、退職証明書についても同日に交付を求めましたが、いずれも長期間対応されませんでした。令和８年４月２５日付の貴社回答において「本日送付した」との説明がありましたが、追跡番号のない普通郵便とのことであり、到達の確認が取れない状況です。</w:t>
       </w:r>
     </w:p>
     <w:p>
